--- a/July/Week1/Day2/File Text Extraction.docx
+++ b/July/Week1/Day2/File Text Extraction.docx
@@ -1130,7 +1130,7 @@
           <w:noProof/>
         </w:rPr>
         <w:pict w14:anchorId="4E2E2766">
-          <v:rect id="_x0000_i1031" style="width:0;height:1.5pt" o:hralign="center" o:hrstd="t" o:hr="t" fillcolor="#a0a0a0" stroked="f"/>
+          <v:rect id="_x0000_i1025" style="width:0;height:1.5pt" o:hralign="center" o:hrstd="t" o:hr="t" fillcolor="#a0a0a0" stroked="f"/>
         </w:pict>
       </w:r>
     </w:p>
@@ -1326,31 +1326,14 @@
     </w:p>
     <w:p>
       <w:r>
-        <w:t xml:space="preserve">Open </w:t>
-      </w:r>
-      <w:proofErr w:type="spellStart"/>
-      <w:r>
-        <w:t>Langflow</w:t>
-      </w:r>
-      <w:proofErr w:type="spellEnd"/>
-      <w:r>
-        <w:t xml:space="preserve"> and click </w:t>
-      </w:r>
-      <w:proofErr w:type="spellStart"/>
-      <w:r>
-        <w:rPr>
-          <w:b/>
-          <w:bCs/>
-        </w:rPr>
-        <w:t>Share→API</w:t>
-      </w:r>
-      <w:proofErr w:type="spellEnd"/>
-      <w:r>
-        <w:rPr>
-          <w:b/>
-          <w:bCs/>
-        </w:rPr>
-        <w:t xml:space="preserve"> </w:t>
+        <w:t xml:space="preserve">Open Langflow and click </w:t>
+      </w:r>
+      <w:r>
+        <w:rPr>
+          <w:b/>
+          <w:bCs/>
+        </w:rPr>
+        <w:t xml:space="preserve">Share→API </w:t>
       </w:r>
       <w:r>
         <w:rPr>
@@ -1364,17 +1347,8 @@
           <w:b/>
           <w:bCs/>
         </w:rPr>
-        <w:t xml:space="preserve">→ </w:t>
-      </w:r>
-      <w:proofErr w:type="spellStart"/>
-      <w:r>
-        <w:rPr>
-          <w:b/>
-          <w:bCs/>
-        </w:rPr>
-        <w:t>cURL</w:t>
-      </w:r>
-      <w:proofErr w:type="spellEnd"/>
+        <w:t>→ cURL</w:t>
+      </w:r>
       <w:r>
         <w:t>.</w:t>
       </w:r>
@@ -1594,6 +1568,28 @@
     </w:p>
     <w:p/>
     <w:p>
+      <w:pPr>
+        <w:rPr>
+          <w:b/>
+          <w:bCs/>
+        </w:rPr>
+      </w:pPr>
+      <w:r>
+        <w:rPr>
+          <w:b/>
+          <w:bCs/>
+        </w:rPr>
+        <w:t>Lang flow Response</w:t>
+      </w:r>
+      <w:r>
+        <w:rPr>
+          <w:b/>
+          <w:bCs/>
+        </w:rPr>
+        <w:t>:</w:t>
+      </w:r>
+    </w:p>
+    <w:p>
       <w:r>
         <w:rPr>
           <w:noProof/>
@@ -1679,6 +1675,1104 @@
         </w:drawing>
       </w:r>
     </w:p>
+    <w:p/>
+    <w:p/>
+    <w:p>
+      <w:pPr>
+        <w:rPr>
+          <w:b/>
+          <w:bCs/>
+        </w:rPr>
+      </w:pPr>
+      <w:r>
+        <w:rPr>
+          <w:b/>
+          <w:bCs/>
+        </w:rPr>
+        <w:t>First Request to upload the document from the local system:</w:t>
+      </w:r>
+    </w:p>
+    <w:p>
+      <w:r>
+        <w:drawing>
+          <wp:inline distT="0" distB="0" distL="0" distR="0" wp14:anchorId="5029320D" wp14:editId="446D661D">
+            <wp:extent cx="5943600" cy="2964180"/>
+            <wp:effectExtent l="0" t="0" r="0" b="7620"/>
+            <wp:docPr id="1420481394" name="Picture 1"/>
+            <wp:cNvGraphicFramePr>
+              <a:graphicFrameLocks xmlns:a="http://schemas.openxmlformats.org/drawingml/2006/main" noChangeAspect="1"/>
+            </wp:cNvGraphicFramePr>
+            <a:graphic xmlns:a="http://schemas.openxmlformats.org/drawingml/2006/main">
+              <a:graphicData uri="http://schemas.openxmlformats.org/drawingml/2006/picture">
+                <pic:pic xmlns:pic="http://schemas.openxmlformats.org/drawingml/2006/picture">
+                  <pic:nvPicPr>
+                    <pic:cNvPr id="1420481394" name=""/>
+                    <pic:cNvPicPr/>
+                  </pic:nvPicPr>
+                  <pic:blipFill>
+                    <a:blip r:embed="rId8"/>
+                    <a:stretch>
+                      <a:fillRect/>
+                    </a:stretch>
+                  </pic:blipFill>
+                  <pic:spPr>
+                    <a:xfrm>
+                      <a:off x="0" y="0"/>
+                      <a:ext cx="5943600" cy="2964180"/>
+                    </a:xfrm>
+                    <a:prstGeom prst="rect">
+                      <a:avLst/>
+                    </a:prstGeom>
+                  </pic:spPr>
+                </pic:pic>
+              </a:graphicData>
+            </a:graphic>
+          </wp:inline>
+        </w:drawing>
+      </w:r>
+    </w:p>
+    <w:p/>
+    <w:p>
+      <w:r>
+        <w:t>Postman Response1:</w:t>
+      </w:r>
+    </w:p>
+    <w:p>
+      <w:r>
+        <w:t>{</w:t>
+      </w:r>
+    </w:p>
+    <w:p>
+      <w:r>
+        <w:t>    "id": "6590b9f4-b1cd-4f42-9002-8717ce5d5fb1",</w:t>
+      </w:r>
+    </w:p>
+    <w:p>
+      <w:r>
+        <w:t>    "name": "A4-S1-GST-Invoice-Format (1)",</w:t>
+      </w:r>
+    </w:p>
+    <w:p>
+      <w:r>
+        <w:lastRenderedPageBreak/>
+        <w:t>    "path": "1b643bea-f369-412d-8c10-aff8cafe28df/A4-S1-GST-Invoice-Format (1).pdf",</w:t>
+      </w:r>
+    </w:p>
+    <w:p>
+      <w:r>
+        <w:t>    "size": 134132,</w:t>
+      </w:r>
+    </w:p>
+    <w:p>
+      <w:r>
+        <w:t xml:space="preserve">    "provider": </w:t>
+      </w:r>
+      <w:r>
+        <w:rPr>
+          <w:b/>
+          <w:bCs/>
+        </w:rPr>
+        <w:t>null</w:t>
+      </w:r>
+    </w:p>
+    <w:p>
+      <w:r>
+        <w:t>}</w:t>
+      </w:r>
+    </w:p>
+    <w:p/>
+    <w:p>
+      <w:pPr>
+        <w:rPr>
+          <w:b/>
+          <w:bCs/>
+        </w:rPr>
+      </w:pPr>
+      <w:r>
+        <w:rPr>
+          <w:b/>
+          <w:bCs/>
+        </w:rPr>
+        <w:t>Second Request to fetch the value from PDF as per the chat/User Input</w:t>
+      </w:r>
+    </w:p>
+    <w:p>
+      <w:r>
+        <w:drawing>
+          <wp:inline distT="0" distB="0" distL="0" distR="0" wp14:anchorId="4F120068" wp14:editId="26A6917D">
+            <wp:extent cx="5943600" cy="3821430"/>
+            <wp:effectExtent l="0" t="0" r="0" b="7620"/>
+            <wp:docPr id="293571594" name="Picture 1"/>
+            <wp:cNvGraphicFramePr>
+              <a:graphicFrameLocks xmlns:a="http://schemas.openxmlformats.org/drawingml/2006/main" noChangeAspect="1"/>
+            </wp:cNvGraphicFramePr>
+            <a:graphic xmlns:a="http://schemas.openxmlformats.org/drawingml/2006/main">
+              <a:graphicData uri="http://schemas.openxmlformats.org/drawingml/2006/picture">
+                <pic:pic xmlns:pic="http://schemas.openxmlformats.org/drawingml/2006/picture">
+                  <pic:nvPicPr>
+                    <pic:cNvPr id="293571594" name=""/>
+                    <pic:cNvPicPr/>
+                  </pic:nvPicPr>
+                  <pic:blipFill>
+                    <a:blip r:embed="rId9"/>
+                    <a:stretch>
+                      <a:fillRect/>
+                    </a:stretch>
+                  </pic:blipFill>
+                  <pic:spPr>
+                    <a:xfrm>
+                      <a:off x="0" y="0"/>
+                      <a:ext cx="5943600" cy="3821430"/>
+                    </a:xfrm>
+                    <a:prstGeom prst="rect">
+                      <a:avLst/>
+                    </a:prstGeom>
+                  </pic:spPr>
+                </pic:pic>
+              </a:graphicData>
+            </a:graphic>
+          </wp:inline>
+        </w:drawing>
+      </w:r>
+    </w:p>
+    <w:p>
+      <w:pPr>
+        <w:rPr>
+          <w:u w:val="single"/>
+        </w:rPr>
+      </w:pPr>
+      <w:r>
+        <w:rPr>
+          <w:u w:val="single"/>
+        </w:rPr>
+        <w:t>Postman Response</w:t>
+      </w:r>
+      <w:r>
+        <w:rPr>
+          <w:u w:val="single"/>
+        </w:rPr>
+        <w:t>2</w:t>
+      </w:r>
+      <w:r>
+        <w:rPr>
+          <w:u w:val="single"/>
+        </w:rPr>
+        <w:t>:</w:t>
+      </w:r>
+    </w:p>
+    <w:p>
+      <w:r>
+        <w:t>{</w:t>
+      </w:r>
+    </w:p>
+    <w:p>
+      <w:r>
+        <w:t>    "session_id": "YOUR_SESSION_ID_HERE",</w:t>
+      </w:r>
+    </w:p>
+    <w:p>
+      <w:r>
+        <w:t>    "outputs": [</w:t>
+      </w:r>
+    </w:p>
+    <w:p>
+      <w:r>
+        <w:t>        {</w:t>
+      </w:r>
+    </w:p>
+    <w:p>
+      <w:r>
+        <w:t>            "inputs": {</w:t>
+      </w:r>
+    </w:p>
+    <w:p>
+      <w:r>
+        <w:t>                "input_value": "Extract the Customer details from Pdf"</w:t>
+      </w:r>
+    </w:p>
+    <w:p>
+      <w:r>
+        <w:lastRenderedPageBreak/>
+        <w:t>            },</w:t>
+      </w:r>
+    </w:p>
+    <w:p>
+      <w:r>
+        <w:t>            "outputs": [</w:t>
+      </w:r>
+    </w:p>
+    <w:p>
+      <w:r>
+        <w:t>                {</w:t>
+      </w:r>
+    </w:p>
+    <w:p>
+      <w:r>
+        <w:t>                    "results": {</w:t>
+      </w:r>
+    </w:p>
+    <w:p>
+      <w:r>
+        <w:t>                        "message": {</w:t>
+      </w:r>
+    </w:p>
+    <w:p>
+      <w:r>
+        <w:t>                            "text_key": "text",</w:t>
+      </w:r>
+    </w:p>
+    <w:p>
+      <w:r>
+        <w:t>                            "data": {</w:t>
+      </w:r>
+    </w:p>
+    <w:p>
+      <w:r>
+        <w:t>                                "timestamp": "2026-07-10 20:49:30.464038 UTC",</w:t>
+      </w:r>
+    </w:p>
+    <w:p>
+      <w:r>
+        <w:t>                                "sender": "Machine",</w:t>
+      </w:r>
+    </w:p>
+    <w:p>
+      <w:r>
+        <w:t>                                "sender_name": "AI",</w:t>
+      </w:r>
+    </w:p>
+    <w:p>
+      <w:r>
+        <w:t>                                "session_id": "YOUR_SESSION_ID_HERE",</w:t>
+      </w:r>
+    </w:p>
+    <w:p>
+      <w:r>
+        <w:t>                                "context_id": "",</w:t>
+      </w:r>
+    </w:p>
+    <w:p>
+      <w:r>
+        <w:t>                                "text": "The customer details extracted from the document are:\n\n- Customer Name: M/S Shiv Engineering\n- Address: Sumel Business Park 7, Kochi, Kerala - 380023\n- Phone: 9878789878\n- GSTIN: 32AABBA7890B1ZB\n- Place of Supply: Kerala (32)",</w:t>
+      </w:r>
+    </w:p>
+    <w:p>
+      <w:r>
+        <w:t>                                "files": [],</w:t>
+      </w:r>
+    </w:p>
+    <w:p>
+      <w:r>
+        <w:t xml:space="preserve">                                "error": </w:t>
+      </w:r>
+      <w:r>
+        <w:rPr>
+          <w:b/>
+          <w:bCs/>
+        </w:rPr>
+        <w:t>false</w:t>
+      </w:r>
+      <w:r>
+        <w:t>,</w:t>
+      </w:r>
+    </w:p>
+    <w:p>
+      <w:r>
+        <w:t xml:space="preserve">                                "edit": </w:t>
+      </w:r>
+      <w:r>
+        <w:rPr>
+          <w:b/>
+          <w:bCs/>
+        </w:rPr>
+        <w:t>false</w:t>
+      </w:r>
+      <w:r>
+        <w:t>,</w:t>
+      </w:r>
+    </w:p>
+    <w:p>
+      <w:r>
+        <w:t>                                "properties": {</w:t>
+      </w:r>
+    </w:p>
+    <w:p>
+      <w:r>
+        <w:t xml:space="preserve">                                    "text_color": </w:t>
+      </w:r>
+      <w:r>
+        <w:rPr>
+          <w:b/>
+          <w:bCs/>
+        </w:rPr>
+        <w:t>null</w:t>
+      </w:r>
+      <w:r>
+        <w:t>,</w:t>
+      </w:r>
+    </w:p>
+    <w:p>
+      <w:r>
+        <w:t xml:space="preserve">                                    "background_color": </w:t>
+      </w:r>
+      <w:r>
+        <w:rPr>
+          <w:b/>
+          <w:bCs/>
+        </w:rPr>
+        <w:t>null</w:t>
+      </w:r>
+      <w:r>
+        <w:t>,</w:t>
+      </w:r>
+    </w:p>
+    <w:p>
+      <w:r>
+        <w:t xml:space="preserve">                                    "edited": </w:t>
+      </w:r>
+      <w:r>
+        <w:rPr>
+          <w:b/>
+          <w:bCs/>
+        </w:rPr>
+        <w:t>false</w:t>
+      </w:r>
+      <w:r>
+        <w:t>,</w:t>
+      </w:r>
+    </w:p>
+    <w:p>
+      <w:r>
+        <w:t>                                    "source": {</w:t>
+      </w:r>
+    </w:p>
+    <w:p>
+      <w:r>
+        <w:t>                                        "id": "GroqModel-VqFe8",</w:t>
+      </w:r>
+    </w:p>
+    <w:p>
+      <w:r>
+        <w:t>                                        "display_name": "Groq",</w:t>
+      </w:r>
+    </w:p>
+    <w:p>
+      <w:r>
+        <w:t>                                        "source": "llama-3.3-70b-versatile"</w:t>
+      </w:r>
+    </w:p>
+    <w:p>
+      <w:r>
+        <w:lastRenderedPageBreak/>
+        <w:t>                                    },</w:t>
+      </w:r>
+    </w:p>
+    <w:p>
+      <w:r>
+        <w:t xml:space="preserve">                                    "icon": </w:t>
+      </w:r>
+      <w:r>
+        <w:rPr>
+          <w:b/>
+          <w:bCs/>
+        </w:rPr>
+        <w:t>null</w:t>
+      </w:r>
+      <w:r>
+        <w:t>,</w:t>
+      </w:r>
+    </w:p>
+    <w:p>
+      <w:r>
+        <w:t xml:space="preserve">                                    "allow_markdown": </w:t>
+      </w:r>
+      <w:r>
+        <w:rPr>
+          <w:b/>
+          <w:bCs/>
+        </w:rPr>
+        <w:t>false</w:t>
+      </w:r>
+      <w:r>
+        <w:t>,</w:t>
+      </w:r>
+    </w:p>
+    <w:p>
+      <w:r>
+        <w:t xml:space="preserve">                                    "positive_feedback": </w:t>
+      </w:r>
+      <w:r>
+        <w:rPr>
+          <w:b/>
+          <w:bCs/>
+        </w:rPr>
+        <w:t>null</w:t>
+      </w:r>
+      <w:r>
+        <w:t>,</w:t>
+      </w:r>
+    </w:p>
+    <w:p>
+      <w:r>
+        <w:t>                                    "state": "complete",</w:t>
+      </w:r>
+    </w:p>
+    <w:p>
+      <w:r>
+        <w:t>                                    "targets": [],</w:t>
+      </w:r>
+    </w:p>
+    <w:p>
+      <w:r>
+        <w:t>                                    "usage": {</w:t>
+      </w:r>
+    </w:p>
+    <w:p>
+      <w:r>
+        <w:t>                                        "input_tokens": 561,</w:t>
+      </w:r>
+    </w:p>
+    <w:p>
+      <w:r>
+        <w:t>                                        "output_tokens": 72,</w:t>
+      </w:r>
+    </w:p>
+    <w:p>
+      <w:r>
+        <w:t>                                        "total_tokens": 633</w:t>
+      </w:r>
+    </w:p>
+    <w:p>
+      <w:r>
+        <w:t>                                    },</w:t>
+      </w:r>
+    </w:p>
+    <w:p>
+      <w:r>
+        <w:t xml:space="preserve">                                    "build_duration": </w:t>
+      </w:r>
+      <w:r>
+        <w:rPr>
+          <w:b/>
+          <w:bCs/>
+        </w:rPr>
+        <w:t>null</w:t>
+      </w:r>
+    </w:p>
+    <w:p>
+      <w:r>
+        <w:t>                                },</w:t>
+      </w:r>
+    </w:p>
+    <w:p>
+      <w:r>
+        <w:t>                                "category": "message",</w:t>
+      </w:r>
+    </w:p>
+    <w:p>
+      <w:r>
+        <w:t>                                "content_blocks": [],</w:t>
+      </w:r>
+    </w:p>
+    <w:p>
+      <w:r>
+        <w:t>                                "session_metadata": {</w:t>
+      </w:r>
+    </w:p>
+    <w:p>
+      <w:r>
+        <w:t>                                    "graph_run_id": "8748b051-025b-4708-9a1a-a6e1b766834e"</w:t>
+      </w:r>
+    </w:p>
+    <w:p>
+      <w:r>
+        <w:t>                                },</w:t>
+      </w:r>
+    </w:p>
+    <w:p>
+      <w:r>
+        <w:t>                                "id": "499d2f28-aa07-4d24-8d3a-64df6481cbaf",</w:t>
+      </w:r>
+    </w:p>
+    <w:p>
+      <w:r>
+        <w:t>                                "flow_id": "35c1c170-7c39-436d-bc70-1c5ce1971a4e",</w:t>
+      </w:r>
+    </w:p>
+    <w:p>
+      <w:r>
+        <w:t>                                "run_id": "8748b051-025b-4708-9a1a-a6e1b766834e",</w:t>
+      </w:r>
+    </w:p>
+    <w:p>
+      <w:r>
+        <w:t xml:space="preserve">                                "duration": </w:t>
+      </w:r>
+      <w:r>
+        <w:rPr>
+          <w:b/>
+          <w:bCs/>
+        </w:rPr>
+        <w:t>null</w:t>
+      </w:r>
+    </w:p>
+    <w:p>
+      <w:r>
+        <w:t>                            },</w:t>
+      </w:r>
+    </w:p>
+    <w:p>
+      <w:r>
+        <w:t>                            "default_value": "",</w:t>
+      </w:r>
+    </w:p>
+    <w:p>
+      <w:r>
+        <w:t xml:space="preserve">                            "text": "The customer details extracted from the document are:\n\n- Customer Name: M/S Shiv Engineering\n- Address: Sumel Business Park 7, Kochi, Kerala - </w:t>
+      </w:r>
+      <w:r>
+        <w:lastRenderedPageBreak/>
+        <w:t>380023\n- Phone: 9878789878\n- GSTIN: 32AABBA7890B1ZB\n- Place of Supply: Kerala (32)",</w:t>
+      </w:r>
+    </w:p>
+    <w:p>
+      <w:r>
+        <w:t>                            "sender": "Machine",</w:t>
+      </w:r>
+    </w:p>
+    <w:p>
+      <w:r>
+        <w:t>                            "sender_name": "AI",</w:t>
+      </w:r>
+    </w:p>
+    <w:p>
+      <w:r>
+        <w:t>                            "files": [],</w:t>
+      </w:r>
+    </w:p>
+    <w:p>
+      <w:r>
+        <w:t>                            "session_id": "YOUR_SESSION_ID_HERE",</w:t>
+      </w:r>
+    </w:p>
+    <w:p>
+      <w:r>
+        <w:t>                            "context_id": "",</w:t>
+      </w:r>
+    </w:p>
+    <w:p>
+      <w:r>
+        <w:t>                            "run_id": "8748b051-025b-4708-9a1a-a6e1b766834e",</w:t>
+      </w:r>
+    </w:p>
+    <w:p>
+      <w:r>
+        <w:t>                            "timestamp": "2026-07-10 20:49:30.464038 UTC",</w:t>
+      </w:r>
+    </w:p>
+    <w:p>
+      <w:r>
+        <w:t>                            "flow_id": "35c1c170-7c39-436d-bc70-1c5ce1971a4e",</w:t>
+      </w:r>
+    </w:p>
+    <w:p>
+      <w:r>
+        <w:t xml:space="preserve">                            "error": </w:t>
+      </w:r>
+      <w:r>
+        <w:rPr>
+          <w:b/>
+          <w:bCs/>
+        </w:rPr>
+        <w:t>false</w:t>
+      </w:r>
+      <w:r>
+        <w:t>,</w:t>
+      </w:r>
+    </w:p>
+    <w:p>
+      <w:r>
+        <w:t xml:space="preserve">                            "edit": </w:t>
+      </w:r>
+      <w:r>
+        <w:rPr>
+          <w:b/>
+          <w:bCs/>
+        </w:rPr>
+        <w:t>false</w:t>
+      </w:r>
+      <w:r>
+        <w:t>,</w:t>
+      </w:r>
+    </w:p>
+    <w:p>
+      <w:r>
+        <w:t>                            "properties": {</w:t>
+      </w:r>
+    </w:p>
+    <w:p>
+      <w:r>
+        <w:t xml:space="preserve">                                "text_color": </w:t>
+      </w:r>
+      <w:r>
+        <w:rPr>
+          <w:b/>
+          <w:bCs/>
+        </w:rPr>
+        <w:t>null</w:t>
+      </w:r>
+      <w:r>
+        <w:t>,</w:t>
+      </w:r>
+    </w:p>
+    <w:p>
+      <w:r>
+        <w:t xml:space="preserve">                                "background_color": </w:t>
+      </w:r>
+      <w:r>
+        <w:rPr>
+          <w:b/>
+          <w:bCs/>
+        </w:rPr>
+        <w:t>null</w:t>
+      </w:r>
+      <w:r>
+        <w:t>,</w:t>
+      </w:r>
+    </w:p>
+    <w:p>
+      <w:r>
+        <w:t xml:space="preserve">                                "edited": </w:t>
+      </w:r>
+      <w:r>
+        <w:rPr>
+          <w:b/>
+          <w:bCs/>
+        </w:rPr>
+        <w:t>false</w:t>
+      </w:r>
+      <w:r>
+        <w:t>,</w:t>
+      </w:r>
+    </w:p>
+    <w:p>
+      <w:r>
+        <w:t>                                "source": {</w:t>
+      </w:r>
+    </w:p>
+    <w:p>
+      <w:r>
+        <w:t>                                    "id": "GroqModel-VqFe8",</w:t>
+      </w:r>
+    </w:p>
+    <w:p>
+      <w:r>
+        <w:t>                                    "display_name": "Groq",</w:t>
+      </w:r>
+    </w:p>
+    <w:p>
+      <w:r>
+        <w:t>                                    "source": "llama-3.3-70b-versatile"</w:t>
+      </w:r>
+    </w:p>
+    <w:p>
+      <w:r>
+        <w:t>                                },</w:t>
+      </w:r>
+    </w:p>
+    <w:p>
+      <w:r>
+        <w:t xml:space="preserve">                                "icon": </w:t>
+      </w:r>
+      <w:r>
+        <w:rPr>
+          <w:b/>
+          <w:bCs/>
+        </w:rPr>
+        <w:t>null</w:t>
+      </w:r>
+      <w:r>
+        <w:t>,</w:t>
+      </w:r>
+    </w:p>
+    <w:p>
+      <w:r>
+        <w:t xml:space="preserve">                                "allow_markdown": </w:t>
+      </w:r>
+      <w:r>
+        <w:rPr>
+          <w:b/>
+          <w:bCs/>
+        </w:rPr>
+        <w:t>false</w:t>
+      </w:r>
+      <w:r>
+        <w:t>,</w:t>
+      </w:r>
+    </w:p>
+    <w:p>
+      <w:r>
+        <w:t xml:space="preserve">                                "positive_feedback": </w:t>
+      </w:r>
+      <w:r>
+        <w:rPr>
+          <w:b/>
+          <w:bCs/>
+        </w:rPr>
+        <w:t>null</w:t>
+      </w:r>
+      <w:r>
+        <w:t>,</w:t>
+      </w:r>
+    </w:p>
+    <w:p>
+      <w:r>
+        <w:t>                                "state": "complete",</w:t>
+      </w:r>
+    </w:p>
+    <w:p>
+      <w:r>
+        <w:t>                                "targets": [],</w:t>
+      </w:r>
+    </w:p>
+    <w:p>
+      <w:r>
+        <w:lastRenderedPageBreak/>
+        <w:t>                                "usage": {</w:t>
+      </w:r>
+    </w:p>
+    <w:p>
+      <w:r>
+        <w:t>                                    "input_tokens": 561,</w:t>
+      </w:r>
+    </w:p>
+    <w:p>
+      <w:r>
+        <w:t>                                    "output_tokens": 72,</w:t>
+      </w:r>
+    </w:p>
+    <w:p>
+      <w:r>
+        <w:t>                                    "total_tokens": 633</w:t>
+      </w:r>
+    </w:p>
+    <w:p>
+      <w:r>
+        <w:t>                                },</w:t>
+      </w:r>
+    </w:p>
+    <w:p>
+      <w:r>
+        <w:t xml:space="preserve">                                "build_duration": </w:t>
+      </w:r>
+      <w:r>
+        <w:rPr>
+          <w:b/>
+          <w:bCs/>
+        </w:rPr>
+        <w:t>null</w:t>
+      </w:r>
+    </w:p>
+    <w:p>
+      <w:r>
+        <w:t>                            },</w:t>
+      </w:r>
+    </w:p>
+    <w:p>
+      <w:r>
+        <w:t>                            "category": "message",</w:t>
+      </w:r>
+    </w:p>
+    <w:p>
+      <w:r>
+        <w:t>                            "content_blocks": [],</w:t>
+      </w:r>
+    </w:p>
+    <w:p>
+      <w:r>
+        <w:t xml:space="preserve">                            "duration": </w:t>
+      </w:r>
+      <w:r>
+        <w:rPr>
+          <w:b/>
+          <w:bCs/>
+        </w:rPr>
+        <w:t>null</w:t>
+      </w:r>
+      <w:r>
+        <w:t>,</w:t>
+      </w:r>
+    </w:p>
+    <w:p>
+      <w:r>
+        <w:t>                            "session_metadata": {</w:t>
+      </w:r>
+    </w:p>
+    <w:p>
+      <w:r>
+        <w:t>                                "graph_run_id": "8748b051-025b-4708-9a1a-a6e1b766834e"</w:t>
+      </w:r>
+    </w:p>
+    <w:p>
+      <w:r>
+        <w:t>                            }</w:t>
+      </w:r>
+    </w:p>
+    <w:p>
+      <w:r>
+        <w:t>                        }</w:t>
+      </w:r>
+    </w:p>
+    <w:p>
+      <w:r>
+        <w:t>                    },</w:t>
+      </w:r>
+    </w:p>
+    <w:p>
+      <w:r>
+        <w:t>                    "artifacts": {</w:t>
+      </w:r>
+    </w:p>
+    <w:p>
+      <w:r>
+        <w:t>                        "message": "The customer details extracted from the document are:\n\n- Customer Name: M/S Shiv Engineering\n\n- Address: Sumel Business Park 7, Kochi, Kerala - 380023\n\n- Phone: 9878789878\n\n- GSTIN: 32AABBA7890B1ZB\n\n- Place of Supply: Kerala (32)",</w:t>
+      </w:r>
+    </w:p>
+    <w:p>
+      <w:r>
+        <w:t>                        "sender": "Machine",</w:t>
+      </w:r>
+    </w:p>
+    <w:p>
+      <w:r>
+        <w:t>                        "sender_name": "AI",</w:t>
+      </w:r>
+    </w:p>
+    <w:p>
+      <w:r>
+        <w:t>                        "files": [],</w:t>
+      </w:r>
+    </w:p>
+    <w:p>
+      <w:r>
+        <w:t>                        "type": "object"</w:t>
+      </w:r>
+    </w:p>
+    <w:p>
+      <w:r>
+        <w:t>                    },</w:t>
+      </w:r>
+    </w:p>
+    <w:p>
+      <w:r>
+        <w:t>                    "outputs": {</w:t>
+      </w:r>
+    </w:p>
+    <w:p>
+      <w:r>
+        <w:t>                        "message": {</w:t>
+      </w:r>
+    </w:p>
+    <w:p>
+      <w:r>
+        <w:lastRenderedPageBreak/>
+        <w:t>                            "message": "The customer details extracted from the document are:\n\n- Customer Name: M/S Shiv Engineering\n- Address: Sumel Business Park 7, Kochi, Kerala - 380023\n- Phone: 9878789878\n- GSTIN: 32AABBA7890B1ZB\n- Place of Supply: Kerala (32)",</w:t>
+      </w:r>
+    </w:p>
+    <w:p>
+      <w:r>
+        <w:t>                            "type": "text"</w:t>
+      </w:r>
+    </w:p>
+    <w:p>
+      <w:r>
+        <w:t>                        }</w:t>
+      </w:r>
+    </w:p>
+    <w:p>
+      <w:r>
+        <w:t>                    },</w:t>
+      </w:r>
+    </w:p>
+    <w:p>
+      <w:r>
+        <w:t>                    "logs": {</w:t>
+      </w:r>
+    </w:p>
+    <w:p>
+      <w:r>
+        <w:t>                        "message": []</w:t>
+      </w:r>
+    </w:p>
+    <w:p>
+      <w:r>
+        <w:t>                    },</w:t>
+      </w:r>
+    </w:p>
+    <w:p>
+      <w:r>
+        <w:t>                    "messages": [</w:t>
+      </w:r>
+    </w:p>
+    <w:p>
+      <w:r>
+        <w:t>                        {</w:t>
+      </w:r>
+    </w:p>
+    <w:p>
+      <w:r>
+        <w:t>                            "message": "The customer details extracted from the document are:\n\n- Customer Name: M/S Shiv Engineering\n\n- Address: Sumel Business Park 7, Kochi, Kerala - 380023\n\n- Phone: 9878789878\n\n- GSTIN: 32AABBA7890B1ZB\n\n- Place of Supply: Kerala (32)",</w:t>
+      </w:r>
+    </w:p>
+    <w:p>
+      <w:r>
+        <w:t>                            "sender": "Machine",</w:t>
+      </w:r>
+    </w:p>
+    <w:p>
+      <w:r>
+        <w:t>                            "sender_name": "AI",</w:t>
+      </w:r>
+    </w:p>
+    <w:p>
+      <w:r>
+        <w:t>                            "session_id": "YOUR_SESSION_ID_HERE",</w:t>
+      </w:r>
+    </w:p>
+    <w:p>
+      <w:r>
+        <w:t xml:space="preserve">                            "stream_url": </w:t>
+      </w:r>
+      <w:r>
+        <w:rPr>
+          <w:b/>
+          <w:bCs/>
+        </w:rPr>
+        <w:t>null</w:t>
+      </w:r>
+      <w:r>
+        <w:t>,</w:t>
+      </w:r>
+    </w:p>
+    <w:p>
+      <w:r>
+        <w:t>                            "component_id": "ChatOutput-sJhVx",</w:t>
+      </w:r>
+    </w:p>
+    <w:p>
+      <w:r>
+        <w:t>                            "files": [],</w:t>
+      </w:r>
+    </w:p>
+    <w:p>
+      <w:r>
+        <w:t>                            "type": "text"</w:t>
+      </w:r>
+    </w:p>
+    <w:p>
+      <w:r>
+        <w:t>                        }</w:t>
+      </w:r>
+    </w:p>
+    <w:p>
+      <w:r>
+        <w:t>                    ],</w:t>
+      </w:r>
+    </w:p>
+    <w:p>
+      <w:r>
+        <w:t xml:space="preserve">                    "timedelta": </w:t>
+      </w:r>
+      <w:r>
+        <w:rPr>
+          <w:b/>
+          <w:bCs/>
+        </w:rPr>
+        <w:t>null</w:t>
+      </w:r>
+      <w:r>
+        <w:t>,</w:t>
+      </w:r>
+    </w:p>
+    <w:p>
+      <w:r>
+        <w:t xml:space="preserve">                    "duration": </w:t>
+      </w:r>
+      <w:r>
+        <w:rPr>
+          <w:b/>
+          <w:bCs/>
+        </w:rPr>
+        <w:t>null</w:t>
+      </w:r>
+      <w:r>
+        <w:t>,</w:t>
+      </w:r>
+    </w:p>
+    <w:p>
+      <w:r>
+        <w:t>                    "component_display_name": "Chat Output",</w:t>
+      </w:r>
+    </w:p>
+    <w:p>
+      <w:r>
+        <w:lastRenderedPageBreak/>
+        <w:t>                    "component_id": "ChatOutput-sJhVx",</w:t>
+      </w:r>
+    </w:p>
+    <w:p>
+      <w:r>
+        <w:t xml:space="preserve">                    "used_frozen_result": </w:t>
+      </w:r>
+      <w:r>
+        <w:rPr>
+          <w:b/>
+          <w:bCs/>
+        </w:rPr>
+        <w:t>false</w:t>
+      </w:r>
+      <w:r>
+        <w:t>,</w:t>
+      </w:r>
+    </w:p>
+    <w:p>
+      <w:r>
+        <w:t xml:space="preserve">                    "token_usage": </w:t>
+      </w:r>
+      <w:r>
+        <w:rPr>
+          <w:b/>
+          <w:bCs/>
+        </w:rPr>
+        <w:t>null</w:t>
+      </w:r>
+    </w:p>
+    <w:p>
+      <w:r>
+        <w:t>                }</w:t>
+      </w:r>
+    </w:p>
+    <w:p>
+      <w:r>
+        <w:t>            ]</w:t>
+      </w:r>
+    </w:p>
+    <w:p>
+      <w:r>
+        <w:t>        }</w:t>
+      </w:r>
+    </w:p>
+    <w:p>
+      <w:r>
+        <w:t>    ]</w:t>
+      </w:r>
+    </w:p>
+    <w:p>
+      <w:r>
+        <w:t>}</w:t>
+      </w:r>
+    </w:p>
+    <w:p/>
     <w:sectPr>
       <w:pgSz w:w="12240" w:h="15840"/>
       <w:pgMar w:top="1440" w:right="1440" w:bottom="1440" w:left="1440" w:header="720" w:footer="720" w:gutter="0"/>
